--- a/deliverables/phase-1/Stakeholder Map.docx
+++ b/deliverables/phase-1/Stakeholder Map.docx
@@ -310,7 +310,8 @@
     <w:tbl>
       <w:tblPr>
         <w:tblStyle w:val="Table"/>
-        <w:tblW w:type="auto" w:w="0"/>
+        <w:tblW w:type="pct" w:w="5000"/>
+        <w:tblLayout w:type="fixed"/>
         <w:tblLook w:firstRow="1" w:lastRow="0" w:firstColumn="0" w:lastColumn="0" w:noHBand="0" w:noVBand="0" w:val="0020"/>
       </w:tblPr>
       <w:tblGrid>
@@ -412,6 +413,30 @@
             </w:pPr>
             <w:r>
               <w:t xml:space="preserve">Individual role — vendor management, structural change</w:t>
+            </w:r>
+          </w:p>
+        </w:tc>
+      </w:tr>
+      <w:tr>
+        <w:tc>
+          <w:tcPr/>
+          <w:p>
+            <w:pPr>
+              <w:pStyle w:val="Compact"/>
+            </w:pPr>
+            <w:r>
+              <w:t xml:space="preserve">Student Parliament Mess Secretary, and a Mess Deputy Secretary per mess (Kadamba, Palash, Yuktāhār)</w:t>
+            </w:r>
+          </w:p>
+        </w:tc>
+        <w:tc>
+          <w:tcPr/>
+          <w:p>
+            <w:pPr>
+              <w:pStyle w:val="Compact"/>
+            </w:pPr>
+            <w:r>
+              <w:t xml:space="preserve">Elected individual roles — student representation on mess matters</w:t>
             </w:r>
           </w:p>
         </w:tc>
@@ -1107,6 +1132,52 @@
             </w:pPr>
             <w:r>
               <w:t xml:space="preserve">Vendor management and structural authority remain within the Warden’s own lane</w:t>
+            </w:r>
+          </w:p>
+        </w:tc>
+      </w:tr>
+      <w:tr>
+        <w:tc>
+          <w:tcPr/>
+          <w:p>
+            <w:pPr>
+              <w:pStyle w:val="Compact"/>
+            </w:pPr>
+            <w:r>
+              <w:t xml:space="preserve">Student Parliament Mess Secretary / per-mess Deputy Secretaries</w:t>
+            </w:r>
+          </w:p>
+        </w:tc>
+        <w:tc>
+          <w:tcPr/>
+          <w:p>
+            <w:pPr>
+              <w:pStyle w:val="Compact"/>
+            </w:pPr>
+            <w:r>
+              <w:t xml:space="preserve">Representing student interests on mess matters</w:t>
+            </w:r>
+          </w:p>
+        </w:tc>
+        <w:tc>
+          <w:tcPr/>
+          <w:p>
+            <w:pPr>
+              <w:pStyle w:val="Compact"/>
+            </w:pPr>
+            <w:r>
+              <w:t xml:space="preserve">A working channel into the Mess Committee and Mess Office</w:t>
+            </w:r>
+          </w:p>
+        </w:tc>
+        <w:tc>
+          <w:tcPr/>
+          <w:p>
+            <w:pPr>
+              <w:pStyle w:val="Compact"/>
+            </w:pPr>
+            <w:r>
+              <w:t xml:space="preserve">Not established — whether this elected seat carries a vote in the institute-level Mess Committee, or only in a separate Parliament-internal mess committee, is unconfirmed</w:t>
             </w:r>
           </w:p>
         </w:tc>
@@ -3284,7 +3355,15 @@
         <w:pStyle w:val="BodyText"/>
       </w:pPr>
       <w:r>
-        <w:t xml:space="preserve">The Mess Committee’s faculty chair is a second, more subtle sleeping stakeholder: an individual with cross-institutional standing that no student-only channel possesses, and the most structurally plausible bridge to Academic administration available, with no evidence that bridge has ever been used.</w:t>
+        <w:t xml:space="preserve">The Mess Committee’s chair — reported in a secondhand, not directly verified source as a faculty member — is a second, more subtle candidate sleeping stakeholder if that report holds: an individual with cross-institutional standing that no student-only channel possesses, and a structurally plausible bridge to Academic administration, with no evidence that bridge has ever been used.</w:t>
+      </w:r>
+    </w:p>
+    <w:p>
+      <w:pPr>
+        <w:pStyle w:val="BodyText"/>
+      </w:pPr>
+      <w:r>
+        <w:t xml:space="preserve">A directly verified addition since this map was first drawn: the Student Parliament maintains an elected Mess Secretary and a Mess Deputy Secretary for each mess (Kadamba, Palash, Yuktāhār), confirmed directly from the Parliament’s own published records — not a secondhand source. This is a real, structured channel of student representation that the three diagrams above do not yet depict; it belongs on the Internal ring alongside the Mess Committee, Mess Office, and Warden, and is carried forward into the Power–Interest/Leverage Map (Task 3) in full.</w:t>
       </w:r>
     </w:p>
     <w:p>
